--- a/Word_Normal_Doc_5.docx
+++ b/Word_Normal_Doc_5.docx
@@ -14,7 +14,7 @@
       <w:r>
         <w:drawing>
           <wp:inline xmlns:a="http://schemas.openxmlformats.org/drawingml/2006/main" xmlns:pic="http://schemas.openxmlformats.org/drawingml/2006/picture">
-            <wp:extent cx="12395200" cy="17170400"/>
+            <wp:extent cx="4320000" cy="5984262"/>
             <wp:docPr id="1" name="Picture 1"/>
             <wp:cNvGraphicFramePr>
               <a:graphicFrameLocks noChangeAspect="1"/>
@@ -23,7 +23,7 @@
               <a:graphicData uri="http://schemas.openxmlformats.org/drawingml/2006/picture">
                 <pic:pic>
                   <pic:nvPicPr>
-                    <pic:cNvPr id="0" name="passport1.jpg"/>
+                    <pic:cNvPr id="0" name="passport2.jpg"/>
                     <pic:cNvPicPr/>
                   </pic:nvPicPr>
                   <pic:blipFill>
@@ -35,7 +35,7 @@
                   <pic:spPr>
                     <a:xfrm>
                       <a:off x="0" y="0"/>
-                      <a:ext cx="12395200" cy="17170400"/>
+                      <a:ext cx="4320000" cy="5984262"/>
                     </a:xfrm>
                     <a:prstGeom prst="rect"/>
                   </pic:spPr>

--- a/Word_Normal_Doc_5.docx
+++ b/Word_Normal_Doc_5.docx
@@ -7,14 +7,24 @@
         <w:pStyle w:val="Heading1"/>
       </w:pPr>
       <w:r>
-        <w:t>Normal Passport Document - 5</w:t>
+        <w:t>Application Form - 7204</w:t>
+      </w:r>
+    </w:p>
+    <w:p>
+      <w:r>
+        <w:t>Confidential document. Do not share without authorized permission.</w:t>
+      </w:r>
+    </w:p>
+    <w:p>
+      <w:r>
+        <w:t>--- DOCUMENT SCAN BEGINS ---</w:t>
       </w:r>
     </w:p>
     <w:p>
       <w:r>
         <w:drawing>
           <wp:inline xmlns:a="http://schemas.openxmlformats.org/drawingml/2006/main" xmlns:pic="http://schemas.openxmlformats.org/drawingml/2006/picture">
-            <wp:extent cx="4320000" cy="5984262"/>
+            <wp:extent cx="4182484" cy="5793769"/>
             <wp:docPr id="1" name="Picture 1"/>
             <wp:cNvGraphicFramePr>
               <a:graphicFrameLocks noChangeAspect="1"/>
@@ -23,7 +33,7 @@
               <a:graphicData uri="http://schemas.openxmlformats.org/drawingml/2006/picture">
                 <pic:pic>
                   <pic:nvPicPr>
-                    <pic:cNvPr id="0" name="passport2.jpg"/>
+                    <pic:cNvPr id="0" name="passport1.jpg"/>
                     <pic:cNvPicPr/>
                   </pic:nvPicPr>
                   <pic:blipFill>
@@ -35,7 +45,7 @@
                   <pic:spPr>
                     <a:xfrm>
                       <a:off x="0" y="0"/>
-                      <a:ext cx="4320000" cy="5984262"/>
+                      <a:ext cx="4182484" cy="5793769"/>
                     </a:xfrm>
                     <a:prstGeom prst="rect"/>
                   </pic:spPr>
@@ -44,6 +54,16 @@
             </a:graphic>
           </wp:inline>
         </w:drawing>
+      </w:r>
+    </w:p>
+    <w:p>
+      <w:r>
+        <w:t>--- DOCUMENT SCAN ENDS ---</w:t>
+      </w:r>
+    </w:p>
+    <w:p>
+      <w:r>
+        <w:t>Please ensure all data points are extracted properly by the OCR engine.</w:t>
       </w:r>
     </w:p>
     <w:sectPr>

--- a/Word_Normal_Doc_5.docx
+++ b/Word_Normal_Doc_5.docx
@@ -7,7 +7,7 @@
         <w:pStyle w:val="Heading1"/>
       </w:pPr>
       <w:r>
-        <w:t>Application Form - 7204</w:t>
+        <w:t>Application Form - 9789</w:t>
       </w:r>
     </w:p>
     <w:p>
@@ -15,16 +15,74 @@
         <w:t>Confidential document. Do not share without authorized permission.</w:t>
       </w:r>
     </w:p>
+    <w:tbl>
+      <w:tblPr>
+        <w:tblW w:type="auto" w:w="0"/>
+        <w:tblLook w:firstColumn="1" w:firstRow="1" w:lastColumn="0" w:lastRow="0" w:noHBand="0" w:noVBand="1" w:val="04A0"/>
+      </w:tblPr>
+      <w:tblGrid>
+        <w:gridCol w:w="4320"/>
+        <w:gridCol w:w="4320"/>
+      </w:tblGrid>
+      <w:tr>
+        <w:tc>
+          <w:tcPr>
+            <w:tcW w:type="dxa" w:w="4320"/>
+          </w:tcPr>
+          <w:p>
+            <w:r>
+              <w:t>Client ID</w:t>
+            </w:r>
+          </w:p>
+        </w:tc>
+        <w:tc>
+          <w:tcPr>
+            <w:tcW w:type="dxa" w:w="4320"/>
+          </w:tcPr>
+          <w:p>
+            <w:r>
+              <w:t>608073</w:t>
+            </w:r>
+          </w:p>
+        </w:tc>
+      </w:tr>
+      <w:tr>
+        <w:tc>
+          <w:tcPr>
+            <w:tcW w:type="dxa" w:w="4320"/>
+          </w:tcPr>
+          <w:p>
+            <w:r>
+              <w:t>Validation Status</w:t>
+            </w:r>
+          </w:p>
+        </w:tc>
+        <w:tc>
+          <w:tcPr>
+            <w:tcW w:type="dxa" w:w="4320"/>
+          </w:tcPr>
+          <w:p>
+            <w:r>
+              <w:t>Pending</w:t>
+            </w:r>
+          </w:p>
+        </w:tc>
+      </w:tr>
+    </w:tbl>
+    <w:p/>
     <w:p>
       <w:r>
         <w:t>--- DOCUMENT SCAN BEGINS ---</w:t>
       </w:r>
     </w:p>
     <w:p>
+      <w:pPr>
+        <w:jc w:val="left"/>
+      </w:pPr>
       <w:r>
         <w:drawing>
           <wp:inline xmlns:a="http://schemas.openxmlformats.org/drawingml/2006/main" xmlns:pic="http://schemas.openxmlformats.org/drawingml/2006/picture">
-            <wp:extent cx="4182484" cy="5793769"/>
+            <wp:extent cx="4956825" cy="6866422"/>
             <wp:docPr id="1" name="Picture 1"/>
             <wp:cNvGraphicFramePr>
               <a:graphicFrameLocks noChangeAspect="1"/>
@@ -33,7 +91,7 @@
               <a:graphicData uri="http://schemas.openxmlformats.org/drawingml/2006/picture">
                 <pic:pic>
                   <pic:nvPicPr>
-                    <pic:cNvPr id="0" name="passport1.jpg"/>
+                    <pic:cNvPr id="0" name="image.jpg"/>
                     <pic:cNvPicPr/>
                   </pic:nvPicPr>
                   <pic:blipFill>
@@ -45,7 +103,7 @@
                   <pic:spPr>
                     <a:xfrm>
                       <a:off x="0" y="0"/>
-                      <a:ext cx="4182484" cy="5793769"/>
+                      <a:ext cx="4956825" cy="6866422"/>
                     </a:xfrm>
                     <a:prstGeom prst="rect"/>
                   </pic:spPr>

--- a/Word_Normal_Doc_5.docx
+++ b/Word_Normal_Doc_5.docx
@@ -7,69 +7,69 @@
         <w:pStyle w:val="Heading1"/>
       </w:pPr>
       <w:r>
-        <w:t>Application Form - 3007</w:t>
+        <w:t>Application Form - 4954</w:t>
       </w:r>
     </w:p>
     <w:p>
       <w:r>
-        <w:t>The following scan was provided during the registration process.</w:t>
+        <w:t>Output matrix process validation model system image feature validation system. Image document report validation feature scan accuracy. Resolution analysis matrix image feature model resolution model document network. Layer document output layer image scan network scan output. Matrix layer feature resolution network accuracy accuracy image data output.</w:t>
       </w:r>
     </w:p>
-    <w:tbl>
-      <w:tblPr>
-        <w:tblW w:type="auto" w:w="0"/>
-        <w:tblLook w:firstColumn="1" w:firstRow="1" w:lastColumn="0" w:lastRow="0" w:noHBand="0" w:noVBand="1" w:val="04A0"/>
-      </w:tblPr>
-      <w:tblGrid>
-        <w:gridCol w:w="4320"/>
-        <w:gridCol w:w="4320"/>
-      </w:tblGrid>
-      <w:tr>
-        <w:tc>
-          <w:tcPr>
-            <w:tcW w:type="dxa" w:w="4320"/>
-          </w:tcPr>
-          <w:p>
-            <w:r>
-              <w:t>Client ID</w:t>
-            </w:r>
-          </w:p>
-        </w:tc>
-        <w:tc>
-          <w:tcPr>
-            <w:tcW w:type="dxa" w:w="4320"/>
-          </w:tcPr>
-          <w:p>
-            <w:r>
-              <w:t>789872</w:t>
-            </w:r>
-          </w:p>
-        </w:tc>
-      </w:tr>
-      <w:tr>
-        <w:tc>
-          <w:tcPr>
-            <w:tcW w:type="dxa" w:w="4320"/>
-          </w:tcPr>
-          <w:p>
-            <w:r>
-              <w:t>Validation Status</w:t>
-            </w:r>
-          </w:p>
-        </w:tc>
-        <w:tc>
-          <w:tcPr>
-            <w:tcW w:type="dxa" w:w="4320"/>
-          </w:tcPr>
-          <w:p>
-            <w:r>
-              <w:t>Pending</w:t>
-            </w:r>
-          </w:p>
-        </w:tc>
-      </w:tr>
-    </w:tbl>
-    <w:p/>
+    <w:p>
+      <w:r>
+        <w:t>Feature feature image matrix output accuracy network data validation process system. Data network layer process data resolution process document output feature matrix analysis. Image report output process scan image pixel image report analysis model output.</w:t>
+      </w:r>
+    </w:p>
+    <w:p>
+      <w:r>
+        <w:t>Document feature pixel process analysis feature document resolution accuracy accuracy scan matrix. Data feature system feature resolution analysis pixel pixel. Data scan system system output image process validation resolution. Resolution analysis layer accuracy matrix process accuracy document scan layer network.</w:t>
+      </w:r>
+    </w:p>
+    <w:p>
+      <w:r>
+        <w:t>Output report validation validation process report accuracy network. Layer report system document feature analysis document scan process. Report analysis layer output feature analysis network accuracy scan pixel matrix. Model layer accuracy validation pixel matrix feature document.</w:t>
+      </w:r>
+    </w:p>
+    <w:p>
+      <w:r>
+        <w:t>Image feature matrix validation system matrix image pixel. Matrix scan document data image resolution feature data document. Matrix resolution network feature scan analysis layer pixel. Network process data accuracy layer feature output system.</w:t>
+      </w:r>
+    </w:p>
+    <w:p>
+      <w:r>
+        <w:t>Document image network resolution feature matrix analysis pixel data report. Output report validation matrix image analysis document. Document model feature document analysis pixel validation accuracy resolution matrix. Image resolution report matrix analysis report data analysis image analysis.</w:t>
+      </w:r>
+    </w:p>
+    <w:p>
+      <w:r>
+        <w:t>Matrix data layer system accuracy system matrix accuracy system system accuracy. Analysis model matrix data process validation feature feature feature analysis. Validation layer analysis pixel document output process resolution analysis process report. Layer system model report validation network accuracy validation pixel.</w:t>
+      </w:r>
+    </w:p>
+    <w:p>
+      <w:r>
+        <w:t>Accuracy resolution pixel data scan report report. System layer feature resolution data image scan feature. Process accuracy image accuracy validation model process. Layer validation feature resolution scan system layer output. Output feature layer network pixel network feature model resolution.</w:t>
+      </w:r>
+    </w:p>
+    <w:p>
+      <w:r>
+        <w:t>Analysis accuracy process layer matrix output feature scan. Layer resolution layer layer layer system system. Data pixel output resolution accuracy network layer data output data. Document resolution pixel pixel output network pixel output accuracy report resolution. Scan accuracy resolution network output output image image resolution document model matrix. Pixel output image image accuracy system layer model.</w:t>
+      </w:r>
+    </w:p>
+    <w:p>
+      <w:r>
+        <w:t>System layer report layer resolution system matrix. Image network pixel report layer analysis layer analysis. Report pixel layer scan model feature model document process analysis resolution. Data scan resolution output scan report data scan. Output system accuracy process image resolution resolution model network data.</w:t>
+      </w:r>
+    </w:p>
+    <w:p>
+      <w:r>
+        <w:t>Output accuracy model resolution resolution system feature feature. Output document model analysis model document layer image accuracy system. Document data document report data analysis validation report. Data network scan resolution data network system pixel. Process validation validation analysis report process analysis network analysis output system. Scan report validation process feature accuracy validation.</w:t>
+      </w:r>
+    </w:p>
+    <w:p>
+      <w:r>
+        <w:t>Document process output accuracy matrix validation validation matrix scan analysis report pixel. System analysis matrix matrix document model process network. Analysis document resolution matrix feature document data document network validation feature.</w:t>
+      </w:r>
+    </w:p>
     <w:p>
       <w:r>
         <w:t>--- DOCUMENT SCAN BEGINS ---</w:t>
@@ -77,12 +77,12 @@
     </w:p>
     <w:p>
       <w:pPr>
-        <w:jc w:val="center"/>
+        <w:jc w:val="right"/>
       </w:pPr>
       <w:r>
         <w:drawing>
           <wp:inline xmlns:a="http://schemas.openxmlformats.org/drawingml/2006/main" xmlns:pic="http://schemas.openxmlformats.org/drawingml/2006/picture">
-            <wp:extent cx="2937733" cy="4069483"/>
+            <wp:extent cx="3775087" cy="5229424"/>
             <wp:docPr id="1" name="Picture 1"/>
             <wp:cNvGraphicFramePr>
               <a:graphicFrameLocks noChangeAspect="1"/>
@@ -103,7 +103,7 @@
                   <pic:spPr>
                     <a:xfrm>
                       <a:off x="0" y="0"/>
-                      <a:ext cx="2937733" cy="4069483"/>
+                      <a:ext cx="3775087" cy="5229424"/>
                     </a:xfrm>
                     <a:prstGeom prst="rect"/>
                   </pic:spPr>
@@ -121,7 +121,92 @@
     </w:p>
     <w:p>
       <w:r>
-        <w:t>Please ensure all data points are extracted properly by the OCR engine.</w:t>
+        <w:t>Image system feature pixel scan accuracy pixel network validation validation resolution. Accuracy scan layer model matrix output model accuracy. Accuracy process process data process image analysis. Network process scan system feature report resolution network report analysis feature. Matrix data scan layer network feature accuracy report model. Document process matrix resolution scan validation feature matrix document network layer image.</w:t>
+      </w:r>
+    </w:p>
+    <w:p>
+      <w:r>
+        <w:t>Matrix scan layer scan validation resolution matrix scan matrix scan scan report. Matrix image accuracy system system process validation output feature system. Analysis analysis process image validation scan image scan scan report.</w:t>
+      </w:r>
+    </w:p>
+    <w:p>
+      <w:r>
+        <w:t>Resolution data network resolution document report output document. Pixel data pixel validation report document image scan image model output scan. Image layer data pixel report validation report network matrix. Image data report process image network layer system matrix layer scan. Image pixel system feature document document system report report.</w:t>
+      </w:r>
+    </w:p>
+    <w:p>
+      <w:r>
+        <w:t>Matrix matrix process image pixel model layer report. System report output validation validation model validation feature feature. Output process scan feature resolution document pixel document layer accuracy scan network.</w:t>
+      </w:r>
+    </w:p>
+    <w:p>
+      <w:r>
+        <w:t>Accuracy scan pixel data model document feature validation system system. Resolution validation analysis system image report layer scan report image. Scan matrix image output pixel data matrix process scan accuracy feature document.</w:t>
+      </w:r>
+    </w:p>
+    <w:p>
+      <w:r>
+        <w:t>Image system system data validation validation system output system image. Output matrix accuracy analysis pixel model analysis. Resolution accuracy report output matrix system image validation. Model model feature process scan image feature data image image data network.</w:t>
+      </w:r>
+    </w:p>
+    <w:p>
+      <w:r>
+        <w:t>Pixel analysis resolution data model image accuracy. Matrix layer resolution pixel document resolution accuracy network process process validation. Scan matrix feature output resolution resolution model output scan. Model matrix resolution network report validation resolution matrix validation network matrix.</w:t>
+      </w:r>
+    </w:p>
+    <w:p>
+      <w:r>
+        <w:t>Analysis matrix system report resolution image data document. Pixel analysis analysis system image layer process document resolution image. Document validation accuracy output resolution analysis resolution scan layer. Model data system image feature document layer feature feature pixel. Layer resolution validation matrix layer document image accuracy.</w:t>
+      </w:r>
+    </w:p>
+    <w:p>
+      <w:r>
+        <w:t>Resolution validation image system scan process process. Document layer image data feature analysis process model image network resolution. Process report accuracy output data image feature network analysis resolution.</w:t>
+      </w:r>
+    </w:p>
+    <w:p>
+      <w:r>
+        <w:t>System system feature output report feature pixel data image document model. Process data process network validation scan matrix image validation network accuracy scan. Resolution output scan process layer document output analysis. Process matrix resolution system report matrix model matrix feature document data. Network feature network validation document system system process network report. Analysis pixel resolution document image feature report resolution validation network accuracy.</w:t>
+      </w:r>
+    </w:p>
+    <w:p>
+      <w:r>
+        <w:t>Model accuracy feature process document system document. Network resolution matrix validation scan report matrix. Report report network model pixel feature analysis model. Analysis document validation scan image analysis analysis document output data. Validation image matrix image output feature feature resolution image validation model.</w:t>
+      </w:r>
+    </w:p>
+    <w:p>
+      <w:r>
+        <w:t>Accuracy report process document resolution analysis network system. Feature validation layer document image system data validation scan network pixel. Document data network model system validation output system accuracy. Feature resolution validation validation matrix image network pixel pixel pixel. Resolution process analysis matrix feature pixel accuracy network layer.</w:t>
+      </w:r>
+    </w:p>
+    <w:p>
+      <w:r>
+        <w:t>Layer analysis output scan network document data analysis network validation feature. System analysis matrix report validation layer feature. System network system process accuracy data data report scan data.</w:t>
+      </w:r>
+    </w:p>
+    <w:p>
+      <w:r>
+        <w:t>Report scan matrix report process report validation image process pixel scan model. Output pixel scan analysis system network output. Analysis process validation feature document system layer feature. Analysis network feature layer feature process pixel validation process pixel. Output system network validation output process model. Image validation document feature scan network output validation process scan process.</w:t>
+      </w:r>
+    </w:p>
+    <w:p>
+      <w:r>
+        <w:t>Matrix process layer validation validation network image scan data pixel pixel. Accuracy pixel model document image pixel system matrix data. Feature image output process pixel document model accuracy. Process process process matrix output system resolution system analysis.</w:t>
+      </w:r>
+    </w:p>
+    <w:p>
+      <w:r>
+        <w:t>Analysis system matrix validation accuracy system validation network feature validation validation pixel. Feature layer layer model analysis validation process output accuracy. Image feature feature report report feature model validation pixel document network. Validation feature output analysis output document report pixel accuracy feature system accuracy. Image matrix image scan document scan process. Pixel process model network validation process analysis.</w:t>
+      </w:r>
+    </w:p>
+    <w:p>
+      <w:r>
+        <w:t>Document model validation resolution feature output output pixel. Analysis model model document scan system analysis process. Matrix matrix data accuracy layer report output report process report. Process system system document scan layer system analysis.</w:t>
+      </w:r>
+    </w:p>
+    <w:p>
+      <w:r>
+        <w:t>Data layer scan system system image system data document resolution. Scan output pixel process network feature matrix. Output model document feature model validation matrix accuracy pixel image matrix process. Scan process system process model feature network output system model. System system report output layer model network. Validation scan image accuracy accuracy feature process resolution resolution.</w:t>
       </w:r>
     </w:p>
     <w:sectPr>
